--- a/Documents/Trello screenshots .docx
+++ b/Documents/Trello screenshots .docx
@@ -4,83 +4,11 @@
   <w:body>
     <w:p>
       <w:r>
+        <w:rPr>
+          <w:noProof/>
+        </w:rPr>
         <w:drawing>
-          <wp:inline distT="0" distB="0" distL="0" distR="0" wp14:anchorId="7054BE76" wp14:editId="204D2B60">
-            <wp:extent cx="5760720" cy="2605405"/>
-            <wp:effectExtent l="0" t="0" r="0" b="4445"/>
-            <wp:docPr id="463957110" name="Afbeelding 1" descr="Afbeelding met tekst, schermopname, software, Multimediasoftware&#10;&#10;Door AI gegenereerde inhoud is mogelijk onjuist."/>
-            <wp:cNvGraphicFramePr>
-              <a:graphicFrameLocks xmlns:a="http://schemas.openxmlformats.org/drawingml/2006/main" noChangeAspect="1"/>
-            </wp:cNvGraphicFramePr>
-            <a:graphic xmlns:a="http://schemas.openxmlformats.org/drawingml/2006/main">
-              <a:graphicData uri="http://schemas.openxmlformats.org/drawingml/2006/picture">
-                <pic:pic xmlns:pic="http://schemas.openxmlformats.org/drawingml/2006/picture">
-                  <pic:nvPicPr>
-                    <pic:cNvPr id="463957110" name="Afbeelding 1" descr="Afbeelding met tekst, schermopname, software, Multimediasoftware&#10;&#10;Door AI gegenereerde inhoud is mogelijk onjuist."/>
-                    <pic:cNvPicPr/>
-                  </pic:nvPicPr>
-                  <pic:blipFill>
-                    <a:blip r:embed="rId7"/>
-                    <a:stretch>
-                      <a:fillRect/>
-                    </a:stretch>
-                  </pic:blipFill>
-                  <pic:spPr>
-                    <a:xfrm>
-                      <a:off x="0" y="0"/>
-                      <a:ext cx="5760720" cy="2605405"/>
-                    </a:xfrm>
-                    <a:prstGeom prst="rect">
-                      <a:avLst/>
-                    </a:prstGeom>
-                  </pic:spPr>
-                </pic:pic>
-              </a:graphicData>
-            </a:graphic>
-          </wp:inline>
-        </w:drawing>
-      </w:r>
-      <w:r>
-        <w:drawing>
-          <wp:inline distT="0" distB="0" distL="0" distR="0" wp14:anchorId="26D5E6AA" wp14:editId="76FEC3EC">
-            <wp:extent cx="3362794" cy="3982006"/>
-            <wp:effectExtent l="0" t="0" r="0" b="0"/>
-            <wp:docPr id="1953213962" name="Afbeelding 1"/>
-            <wp:cNvGraphicFramePr>
-              <a:graphicFrameLocks xmlns:a="http://schemas.openxmlformats.org/drawingml/2006/main" noChangeAspect="1"/>
-            </wp:cNvGraphicFramePr>
-            <a:graphic xmlns:a="http://schemas.openxmlformats.org/drawingml/2006/main">
-              <a:graphicData uri="http://schemas.openxmlformats.org/drawingml/2006/picture">
-                <pic:pic xmlns:pic="http://schemas.openxmlformats.org/drawingml/2006/picture">
-                  <pic:nvPicPr>
-                    <pic:cNvPr id="1953213962" name=""/>
-                    <pic:cNvPicPr/>
-                  </pic:nvPicPr>
-                  <pic:blipFill>
-                    <a:blip r:embed="rId8"/>
-                    <a:stretch>
-                      <a:fillRect/>
-                    </a:stretch>
-                  </pic:blipFill>
-                  <pic:spPr>
-                    <a:xfrm>
-                      <a:off x="0" y="0"/>
-                      <a:ext cx="3362794" cy="3982006"/>
-                    </a:xfrm>
-                    <a:prstGeom prst="rect">
-                      <a:avLst/>
-                    </a:prstGeom>
-                  </pic:spPr>
-                </pic:pic>
-              </a:graphicData>
-            </a:graphic>
-          </wp:inline>
-        </w:drawing>
-      </w:r>
-      <w:r>
-        <w:lastRenderedPageBreak/>
-        <w:drawing>
-          <wp:inline distT="0" distB="0" distL="0" distR="0" wp14:anchorId="6421B870" wp14:editId="5708C942">
+          <wp:inline distT="0" distB="0" distL="0" distR="0" wp14:anchorId="06B874E3" wp14:editId="402611FC">
             <wp:extent cx="5760720" cy="2608580"/>
             <wp:effectExtent l="0" t="0" r="0" b="1270"/>
             <wp:docPr id="156415233" name="Afbeelding 1"/>
@@ -115,8 +43,89 @@
           </wp:inline>
         </w:drawing>
       </w:r>
+      <w:r>
+        <w:rPr>
+          <w:noProof/>
+        </w:rPr>
+        <w:drawing>
+          <wp:inline distT="0" distB="0" distL="0" distR="0" wp14:anchorId="7054BE76" wp14:editId="204D2B60">
+            <wp:extent cx="5760720" cy="2605405"/>
+            <wp:effectExtent l="0" t="0" r="0" b="4445"/>
+            <wp:docPr id="463957110" name="Afbeelding 1" descr="Afbeelding met tekst, schermopname, software, Multimediasoftware&#10;&#10;Door AI gegenereerde inhoud is mogelijk onjuist."/>
+            <wp:cNvGraphicFramePr>
+              <a:graphicFrameLocks xmlns:a="http://schemas.openxmlformats.org/drawingml/2006/main" noChangeAspect="1"/>
+            </wp:cNvGraphicFramePr>
+            <a:graphic xmlns:a="http://schemas.openxmlformats.org/drawingml/2006/main">
+              <a:graphicData uri="http://schemas.openxmlformats.org/drawingml/2006/picture">
+                <pic:pic xmlns:pic="http://schemas.openxmlformats.org/drawingml/2006/picture">
+                  <pic:nvPicPr>
+                    <pic:cNvPr id="463957110" name="Afbeelding 1" descr="Afbeelding met tekst, schermopname, software, Multimediasoftware&#10;&#10;Door AI gegenereerde inhoud is mogelijk onjuist."/>
+                    <pic:cNvPicPr/>
+                  </pic:nvPicPr>
+                  <pic:blipFill>
+                    <a:blip r:embed="rId10"/>
+                    <a:stretch>
+                      <a:fillRect/>
+                    </a:stretch>
+                  </pic:blipFill>
+                  <pic:spPr>
+                    <a:xfrm>
+                      <a:off x="0" y="0"/>
+                      <a:ext cx="5760720" cy="2605405"/>
+                    </a:xfrm>
+                    <a:prstGeom prst="rect">
+                      <a:avLst/>
+                    </a:prstGeom>
+                  </pic:spPr>
+                </pic:pic>
+              </a:graphicData>
+            </a:graphic>
+          </wp:inline>
+        </w:drawing>
+      </w:r>
+      <w:r>
+        <w:rPr>
+          <w:noProof/>
+        </w:rPr>
+        <w:drawing>
+          <wp:inline distT="0" distB="0" distL="0" distR="0" wp14:anchorId="764F6931" wp14:editId="50D823FE">
+            <wp:extent cx="5760720" cy="2288540"/>
+            <wp:effectExtent l="0" t="0" r="0" b="0"/>
+            <wp:docPr id="1906646233" name="Afbeelding 1"/>
+            <wp:cNvGraphicFramePr>
+              <a:graphicFrameLocks xmlns:a="http://schemas.openxmlformats.org/drawingml/2006/main" noChangeAspect="1"/>
+            </wp:cNvGraphicFramePr>
+            <a:graphic xmlns:a="http://schemas.openxmlformats.org/drawingml/2006/main">
+              <a:graphicData uri="http://schemas.openxmlformats.org/drawingml/2006/picture">
+                <pic:pic xmlns:pic="http://schemas.openxmlformats.org/drawingml/2006/picture">
+                  <pic:nvPicPr>
+                    <pic:cNvPr id="1906646233" name=""/>
+                    <pic:cNvPicPr/>
+                  </pic:nvPicPr>
+                  <pic:blipFill>
+                    <a:blip r:embed="rId11"/>
+                    <a:stretch>
+                      <a:fillRect/>
+                    </a:stretch>
+                  </pic:blipFill>
+                  <pic:spPr>
+                    <a:xfrm>
+                      <a:off x="0" y="0"/>
+                      <a:ext cx="5760720" cy="2288540"/>
+                    </a:xfrm>
+                    <a:prstGeom prst="rect">
+                      <a:avLst/>
+                    </a:prstGeom>
+                  </pic:spPr>
+                </pic:pic>
+              </a:graphicData>
+            </a:graphic>
+          </wp:inline>
+        </w:drawing>
+      </w:r>
     </w:p>
     <w:sectPr>
+      <w:headerReference w:type="default" r:id="rId12"/>
       <w:pgSz w:w="11906" w:h="16838"/>
       <w:pgMar w:top="1417" w:right="1417" w:bottom="1417" w:left="1417" w:header="708" w:footer="708" w:gutter="0"/>
       <w:cols w:space="708"/>
@@ -124,6 +133,84 @@
     </w:sectPr>
   </w:body>
 </w:document>
+</file>
+
+<file path=word/endnotes.xml><?xml version="1.0" encoding="utf-8"?>
+<w:endnotes xmlns:wpc="http://schemas.microsoft.com/office/word/2010/wordprocessingCanvas" xmlns:cx="http://schemas.microsoft.com/office/drawing/2014/chartex" xmlns:cx1="http://schemas.microsoft.com/office/drawing/2015/9/8/chartex" xmlns:cx2="http://schemas.microsoft.com/office/drawing/2015/10/21/chartex" xmlns:cx3="http://schemas.microsoft.com/office/drawing/2016/5/9/chartex" xmlns:cx4="http://schemas.microsoft.com/office/drawing/2016/5/10/chartex" xmlns:cx5="http://schemas.microsoft.com/office/drawing/2016/5/11/chartex" xmlns:cx6="http://schemas.microsoft.com/office/drawing/2016/5/12/chartex" xmlns:cx7="http://schemas.microsoft.com/office/drawing/2016/5/13/chartex" xmlns:cx8="http://schemas.microsoft.com/office/drawing/2016/5/14/chartex" xmlns:mc="http://schemas.openxmlformats.org/markup-compatibility/2006" xmlns:aink="http://schemas.microsoft.com/office/drawing/2016/ink" xmlns:am3d="http://schemas.microsoft.com/office/drawing/2017/model3d" xmlns:o="urn:schemas-microsoft-com:office:office" xmlns:oel="http://schemas.microsoft.com/office/2019/extlst" xmlns:r="http://schemas.openxmlformats.org/officeDocument/2006/relationships" xmlns:m="http://schemas.openxmlformats.org/officeDocument/2006/math" xmlns:v="urn:schemas-microsoft-com:vml" xmlns:wp14="http://schemas.microsoft.com/office/word/2010/wordprocessingDrawing" xmlns:wp="http://schemas.openxmlformats.org/drawingml/2006/wordprocessingDrawing" xmlns:w10="urn:schemas-microsoft-com:office:word" xmlns:w="http://schemas.openxmlformats.org/wordprocessingml/2006/main" xmlns:w14="http://schemas.microsoft.com/office/word/2010/wordml" xmlns:w15="http://schemas.microsoft.com/office/word/2012/wordml" xmlns:w16cex="http://schemas.microsoft.com/office/word/2018/wordml/cex" xmlns:w16cid="http://schemas.microsoft.com/office/word/2016/wordml/cid" xmlns:w16="http://schemas.microsoft.com/office/word/2018/wordml" xmlns:w16du="http://schemas.microsoft.com/office/word/2023/wordml/word16du" xmlns:w16sdtdh="http://schemas.microsoft.com/office/word/2020/wordml/sdtdatahash" xmlns:w16sdtfl="http://schemas.microsoft.com/office/word/2024/wordml/sdtformatlock" xmlns:w16se="http://schemas.microsoft.com/office/word/2015/wordml/symex" xmlns:wpg="http://schemas.microsoft.com/office/word/2010/wordprocessingGroup" xmlns:wpi="http://schemas.microsoft.com/office/word/2010/wordprocessingInk" xmlns:wne="http://schemas.microsoft.com/office/word/2006/wordml" xmlns:wps="http://schemas.microsoft.com/office/word/2010/wordprocessingShape" mc:Ignorable="w14 w15 w16se w16cid w16 w16cex w16sdtdh w16sdtfl w16du wp14">
+  <w:endnote w:type="separator" w:id="-1">
+    <w:p>
+      <w:pPr>
+        <w:spacing w:after="0" w:line="240" w:lineRule="auto"/>
+      </w:pPr>
+      <w:r>
+        <w:separator/>
+      </w:r>
+    </w:p>
+  </w:endnote>
+  <w:endnote w:type="continuationSeparator" w:id="0">
+    <w:p>
+      <w:pPr>
+        <w:spacing w:after="0" w:line="240" w:lineRule="auto"/>
+      </w:pPr>
+      <w:r>
+        <w:continuationSeparator/>
+      </w:r>
+    </w:p>
+  </w:endnote>
+</w:endnotes>
+</file>
+
+<file path=word/footnotes.xml><?xml version="1.0" encoding="utf-8"?>
+<w:footnotes xmlns:wpc="http://schemas.microsoft.com/office/word/2010/wordprocessingCanvas" xmlns:cx="http://schemas.microsoft.com/office/drawing/2014/chartex" xmlns:cx1="http://schemas.microsoft.com/office/drawing/2015/9/8/chartex" xmlns:cx2="http://schemas.microsoft.com/office/drawing/2015/10/21/chartex" xmlns:cx3="http://schemas.microsoft.com/office/drawing/2016/5/9/chartex" xmlns:cx4="http://schemas.microsoft.com/office/drawing/2016/5/10/chartex" xmlns:cx5="http://schemas.microsoft.com/office/drawing/2016/5/11/chartex" xmlns:cx6="http://schemas.microsoft.com/office/drawing/2016/5/12/chartex" xmlns:cx7="http://schemas.microsoft.com/office/drawing/2016/5/13/chartex" xmlns:cx8="http://schemas.microsoft.com/office/drawing/2016/5/14/chartex" xmlns:mc="http://schemas.openxmlformats.org/markup-compatibility/2006" xmlns:aink="http://schemas.microsoft.com/office/drawing/2016/ink" xmlns:am3d="http://schemas.microsoft.com/office/drawing/2017/model3d" xmlns:o="urn:schemas-microsoft-com:office:office" xmlns:oel="http://schemas.microsoft.com/office/2019/extlst" xmlns:r="http://schemas.openxmlformats.org/officeDocument/2006/relationships" xmlns:m="http://schemas.openxmlformats.org/officeDocument/2006/math" xmlns:v="urn:schemas-microsoft-com:vml" xmlns:wp14="http://schemas.microsoft.com/office/word/2010/wordprocessingDrawing" xmlns:wp="http://schemas.openxmlformats.org/drawingml/2006/wordprocessingDrawing" xmlns:w10="urn:schemas-microsoft-com:office:word" xmlns:w="http://schemas.openxmlformats.org/wordprocessingml/2006/main" xmlns:w14="http://schemas.microsoft.com/office/word/2010/wordml" xmlns:w15="http://schemas.microsoft.com/office/word/2012/wordml" xmlns:w16cex="http://schemas.microsoft.com/office/word/2018/wordml/cex" xmlns:w16cid="http://schemas.microsoft.com/office/word/2016/wordml/cid" xmlns:w16="http://schemas.microsoft.com/office/word/2018/wordml" xmlns:w16du="http://schemas.microsoft.com/office/word/2023/wordml/word16du" xmlns:w16sdtdh="http://schemas.microsoft.com/office/word/2020/wordml/sdtdatahash" xmlns:w16sdtfl="http://schemas.microsoft.com/office/word/2024/wordml/sdtformatlock" xmlns:w16se="http://schemas.microsoft.com/office/word/2015/wordml/symex" xmlns:wpg="http://schemas.microsoft.com/office/word/2010/wordprocessingGroup" xmlns:wpi="http://schemas.microsoft.com/office/word/2010/wordprocessingInk" xmlns:wne="http://schemas.microsoft.com/office/word/2006/wordml" xmlns:wps="http://schemas.microsoft.com/office/word/2010/wordprocessingShape" mc:Ignorable="w14 w15 w16se w16cid w16 w16cex w16sdtdh w16sdtfl w16du wp14">
+  <w:footnote w:type="separator" w:id="-1">
+    <w:p>
+      <w:pPr>
+        <w:spacing w:after="0" w:line="240" w:lineRule="auto"/>
+      </w:pPr>
+      <w:r>
+        <w:separator/>
+      </w:r>
+    </w:p>
+  </w:footnote>
+  <w:footnote w:type="continuationSeparator" w:id="0">
+    <w:p>
+      <w:pPr>
+        <w:spacing w:after="0" w:line="240" w:lineRule="auto"/>
+      </w:pPr>
+      <w:r>
+        <w:continuationSeparator/>
+      </w:r>
+    </w:p>
+  </w:footnote>
+</w:footnotes>
+</file>
+
+<file path=word/header1.xml><?xml version="1.0" encoding="utf-8"?>
+<w:hdr xmlns:wpc="http://schemas.microsoft.com/office/word/2010/wordprocessingCanvas" xmlns:cx="http://schemas.microsoft.com/office/drawing/2014/chartex" xmlns:cx1="http://schemas.microsoft.com/office/drawing/2015/9/8/chartex" xmlns:cx2="http://schemas.microsoft.com/office/drawing/2015/10/21/chartex" xmlns:cx3="http://schemas.microsoft.com/office/drawing/2016/5/9/chartex" xmlns:cx4="http://schemas.microsoft.com/office/drawing/2016/5/10/chartex" xmlns:cx5="http://schemas.microsoft.com/office/drawing/2016/5/11/chartex" xmlns:cx6="http://schemas.microsoft.com/office/drawing/2016/5/12/chartex" xmlns:cx7="http://schemas.microsoft.com/office/drawing/2016/5/13/chartex" xmlns:cx8="http://schemas.microsoft.com/office/drawing/2016/5/14/chartex" xmlns:mc="http://schemas.openxmlformats.org/markup-compatibility/2006" xmlns:aink="http://schemas.microsoft.com/office/drawing/2016/ink" xmlns:am3d="http://schemas.microsoft.com/office/drawing/2017/model3d" xmlns:o="urn:schemas-microsoft-com:office:office" xmlns:oel="http://schemas.microsoft.com/office/2019/extlst" xmlns:r="http://schemas.openxmlformats.org/officeDocument/2006/relationships" xmlns:m="http://schemas.openxmlformats.org/officeDocument/2006/math" xmlns:v="urn:schemas-microsoft-com:vml" xmlns:wp14="http://schemas.microsoft.com/office/word/2010/wordprocessingDrawing" xmlns:wp="http://schemas.openxmlformats.org/drawingml/2006/wordprocessingDrawing" xmlns:w10="urn:schemas-microsoft-com:office:word" xmlns:w="http://schemas.openxmlformats.org/wordprocessingml/2006/main" xmlns:w14="http://schemas.microsoft.com/office/word/2010/wordml" xmlns:w15="http://schemas.microsoft.com/office/word/2012/wordml" xmlns:w16cex="http://schemas.microsoft.com/office/word/2018/wordml/cex" xmlns:w16cid="http://schemas.microsoft.com/office/word/2016/wordml/cid" xmlns:w16="http://schemas.microsoft.com/office/word/2018/wordml" xmlns:w16du="http://schemas.microsoft.com/office/word/2023/wordml/word16du" xmlns:w16sdtdh="http://schemas.microsoft.com/office/word/2020/wordml/sdtdatahash" xmlns:w16sdtfl="http://schemas.microsoft.com/office/word/2024/wordml/sdtformatlock" xmlns:w16se="http://schemas.microsoft.com/office/word/2015/wordml/symex" xmlns:wpg="http://schemas.microsoft.com/office/word/2010/wordprocessingGroup" xmlns:wpi="http://schemas.microsoft.com/office/word/2010/wordprocessingInk" xmlns:wne="http://schemas.microsoft.com/office/word/2006/wordml" xmlns:wps="http://schemas.microsoft.com/office/word/2010/wordprocessingShape" mc:Ignorable="w14 w15 w16se w16cid w16 w16cex w16sdtdh w16sdtfl w16du wp14">
+  <w:p>
+    <w:pPr>
+      <w:pStyle w:val="Koptekst"/>
+    </w:pPr>
+    <w:proofErr w:type="spellStart"/>
+    <w:r>
+      <w:t>Trello</w:t>
+    </w:r>
+    <w:proofErr w:type="spellEnd"/>
+    <w:r>
+      <w:t xml:space="preserve"> Screenshots van beide het Furhat project en het wijngaard project</w:t>
+    </w:r>
+  </w:p>
+  <w:p>
+    <w:pPr>
+      <w:pStyle w:val="Koptekst"/>
+    </w:pPr>
+  </w:p>
+  <w:p>
+    <w:pPr>
+      <w:pStyle w:val="Koptekst"/>
+    </w:pPr>
+  </w:p>
+</w:hdr>
 </file>
 
 <file path=word/styles.xml><?xml version="1.0" encoding="utf-8"?>
@@ -1043,6 +1130,50 @@
       <w:spacing w:val="5"/>
     </w:rPr>
   </w:style>
+  <w:style w:type="paragraph" w:styleId="Koptekst">
+    <w:name w:val="header"/>
+    <w:basedOn w:val="Standaard"/>
+    <w:link w:val="KoptekstChar"/>
+    <w:uiPriority w:val="99"/>
+    <w:unhideWhenUsed/>
+    <w:rsid w:val="008D75D7"/>
+    <w:pPr>
+      <w:tabs>
+        <w:tab w:val="center" w:pos="4536"/>
+        <w:tab w:val="right" w:pos="9072"/>
+      </w:tabs>
+      <w:spacing w:after="0" w:line="240" w:lineRule="auto"/>
+    </w:pPr>
+  </w:style>
+  <w:style w:type="character" w:customStyle="1" w:styleId="KoptekstChar">
+    <w:name w:val="Koptekst Char"/>
+    <w:basedOn w:val="Standaardalinea-lettertype"/>
+    <w:link w:val="Koptekst"/>
+    <w:uiPriority w:val="99"/>
+    <w:rsid w:val="008D75D7"/>
+  </w:style>
+  <w:style w:type="paragraph" w:styleId="Voettekst">
+    <w:name w:val="footer"/>
+    <w:basedOn w:val="Standaard"/>
+    <w:link w:val="VoettekstChar"/>
+    <w:uiPriority w:val="99"/>
+    <w:unhideWhenUsed/>
+    <w:rsid w:val="008D75D7"/>
+    <w:pPr>
+      <w:tabs>
+        <w:tab w:val="center" w:pos="4536"/>
+        <w:tab w:val="right" w:pos="9072"/>
+      </w:tabs>
+      <w:spacing w:after="0" w:line="240" w:lineRule="auto"/>
+    </w:pPr>
+  </w:style>
+  <w:style w:type="character" w:customStyle="1" w:styleId="VoettekstChar">
+    <w:name w:val="Voettekst Char"/>
+    <w:basedOn w:val="Standaardalinea-lettertype"/>
+    <w:link w:val="Voettekst"/>
+    <w:uiPriority w:val="99"/>
+    <w:rsid w:val="008D75D7"/>
+  </w:style>
 </w:styles>
 </file>
 
@@ -1342,6 +1473,23 @@
 </file>
 
 <file path=customXml/item1.xml><?xml version="1.0" encoding="utf-8"?>
+<p:properties xmlns:p="http://schemas.microsoft.com/office/2006/metadata/properties" xmlns:xsi="http://www.w3.org/2001/XMLSchema-instance" xmlns:pc="http://schemas.microsoft.com/office/infopath/2007/PartnerControls">
+  <documentManagement>
+    <_activity xmlns="f18547e1-0a47-4824-9773-c4ee3b0fbd1d" xsi:nil="true"/>
+  </documentManagement>
+</p:properties>
+</file>
+
+<file path=customXml/item2.xml><?xml version="1.0" encoding="utf-8"?>
+<?mso-contentType ?>
+<FormTemplates xmlns="http://schemas.microsoft.com/sharepoint/v3/contenttype/forms">
+  <Display>DocumentLibraryForm</Display>
+  <Edit>DocumentLibraryForm</Edit>
+  <New>DocumentLibraryForm</New>
+</FormTemplates>
+</file>
+
+<file path=customXml/item3.xml><?xml version="1.0" encoding="utf-8"?>
 <ct:contentTypeSchema xmlns:ct="http://schemas.microsoft.com/office/2006/metadata/contentType" xmlns:ma="http://schemas.microsoft.com/office/2006/metadata/properties/metaAttributes" ct:_="" ma:_="" ma:contentTypeName="Document" ma:contentTypeID="0x0101002750276797E6584E88359506A6EC4896" ma:contentTypeVersion="17" ma:contentTypeDescription="Een nieuw document maken." ma:contentTypeScope="" ma:versionID="8cde682842926aacda793611331d1164">
   <xsd:schema xmlns:xsd="http://www.w3.org/2001/XMLSchema" xmlns:xs="http://www.w3.org/2001/XMLSchema" xmlns:p="http://schemas.microsoft.com/office/2006/metadata/properties" xmlns:ns3="f18547e1-0a47-4824-9773-c4ee3b0fbd1d" xmlns:ns4="287bbf3a-67c7-470a-b0e1-809073b2a39b" targetNamespace="http://schemas.microsoft.com/office/2006/metadata/properties" ma:root="true" ma:fieldsID="db33b227669a6b816937d49dd3505414" ns3:_="" ns4:_="">
     <xsd:import namespace="f18547e1-0a47-4824-9773-c4ee3b0fbd1d"/>
@@ -1588,24 +1736,25 @@
 </ct:contentTypeSchema>
 </file>
 
-<file path=customXml/item2.xml><?xml version="1.0" encoding="utf-8"?>
-<?mso-contentType ?>
-<FormTemplates xmlns="http://schemas.microsoft.com/sharepoint/v3/contenttype/forms">
-  <Display>DocumentLibraryForm</Display>
-  <Edit>DocumentLibraryForm</Edit>
-  <New>DocumentLibraryForm</New>
-</FormTemplates>
+<file path=customXml/itemProps1.xml><?xml version="1.0" encoding="utf-8"?>
+<ds:datastoreItem xmlns:ds="http://schemas.openxmlformats.org/officeDocument/2006/customXml" ds:itemID="{829A19B4-CBA7-4B38-BDF9-FB5E5C0E9F14}">
+  <ds:schemaRefs>
+    <ds:schemaRef ds:uri="http://schemas.microsoft.com/office/2006/metadata/properties"/>
+    <ds:schemaRef ds:uri="http://schemas.microsoft.com/office/infopath/2007/PartnerControls"/>
+    <ds:schemaRef ds:uri="f18547e1-0a47-4824-9773-c4ee3b0fbd1d"/>
+  </ds:schemaRefs>
+</ds:datastoreItem>
 </file>
 
-<file path=customXml/item3.xml><?xml version="1.0" encoding="utf-8"?>
-<p:properties xmlns:p="http://schemas.microsoft.com/office/2006/metadata/properties" xmlns:xsi="http://www.w3.org/2001/XMLSchema-instance" xmlns:pc="http://schemas.microsoft.com/office/infopath/2007/PartnerControls">
-  <documentManagement>
-    <_activity xmlns="f18547e1-0a47-4824-9773-c4ee3b0fbd1d" xsi:nil="true"/>
-  </documentManagement>
-</p:properties>
+<file path=customXml/itemProps2.xml><?xml version="1.0" encoding="utf-8"?>
+<ds:datastoreItem xmlns:ds="http://schemas.openxmlformats.org/officeDocument/2006/customXml" ds:itemID="{09AD79C7-7148-463D-B51A-973BE77E1F41}">
+  <ds:schemaRefs>
+    <ds:schemaRef ds:uri="http://schemas.microsoft.com/sharepoint/v3/contenttype/forms"/>
+  </ds:schemaRefs>
+</ds:datastoreItem>
 </file>
 
-<file path=customXml/itemProps1.xml><?xml version="1.0" encoding="utf-8"?>
+<file path=customXml/itemProps3.xml><?xml version="1.0" encoding="utf-8"?>
 <ds:datastoreItem xmlns:ds="http://schemas.openxmlformats.org/officeDocument/2006/customXml" ds:itemID="{40DAECE2-938B-401C-947D-C6CEA26905B8}">
   <ds:schemaRefs>
     <ds:schemaRef ds:uri="http://schemas.microsoft.com/office/2006/metadata/contentType"/>
@@ -1622,29 +1771,4 @@
     <ds:schemaRef ds:uri="http://schemas.microsoft.com/internal/obd"/>
   </ds:schemaRefs>
 </ds:datastoreItem>
-</file>
-
-<file path=customXml/itemProps2.xml><?xml version="1.0" encoding="utf-8"?>
-<ds:datastoreItem xmlns:ds="http://schemas.openxmlformats.org/officeDocument/2006/customXml" ds:itemID="{09AD79C7-7148-463D-B51A-973BE77E1F41}">
-  <ds:schemaRefs>
-    <ds:schemaRef ds:uri="http://schemas.microsoft.com/sharepoint/v3/contenttype/forms"/>
-  </ds:schemaRefs>
-</ds:datastoreItem>
-</file>
-
-<file path=customXml/itemProps3.xml><?xml version="1.0" encoding="utf-8"?>
-<ds:datastoreItem xmlns:ds="http://schemas.openxmlformats.org/officeDocument/2006/customXml" ds:itemID="{829A19B4-CBA7-4B38-BDF9-FB5E5C0E9F14}">
-  <ds:schemaRefs>
-    <ds:schemaRef ds:uri="http://www.w3.org/XML/1998/namespace"/>
-    <ds:schemaRef ds:uri="http://schemas.openxmlformats.org/package/2006/metadata/core-properties"/>
-    <ds:schemaRef ds:uri="f18547e1-0a47-4824-9773-c4ee3b0fbd1d"/>
-    <ds:schemaRef ds:uri="http://purl.org/dc/elements/1.1/"/>
-    <ds:schemaRef ds:uri="287bbf3a-67c7-470a-b0e1-809073b2a39b"/>
-    <ds:schemaRef ds:uri="http://schemas.microsoft.com/office/2006/documentManagement/types"/>
-    <ds:schemaRef ds:uri="http://schemas.microsoft.com/office/2006/metadata/properties"/>
-    <ds:schemaRef ds:uri="http://purl.org/dc/terms/"/>
-    <ds:schemaRef ds:uri="http://schemas.microsoft.com/office/infopath/2007/PartnerControls"/>
-    <ds:schemaRef ds:uri="http://purl.org/dc/dcmitype/"/>
-  </ds:schemaRefs>
-</ds:datastoreItem>
 </file>